--- a/worksheets/PF_L02_TypeFoundry_Worksheet.docx
+++ b/worksheets/PF_L02_TypeFoundry_Worksheet.docx
@@ -5184,7 +5184,17 @@
                 <w:sz w:val="21"/>
                 <w:szCs w:val="21"/>
               </w:rPr>
-              <w:t xml:space="preserve">a)  Identify the most suitable data type for each of these values: 17, 3.5, True, "Year 10".  </w:t>
+              <w:t xml:space="preserve">a)  </w:t>
+            </w:r>
+            <w:r>
+              <w:rPr>
+                <w:rFonts w:ascii="Arial" w:cs="Arial" w:eastAsia="Arial" w:hAnsi="Arial"/>
+                <w:b/>
+                <w:bCs/>
+                <w:sz w:val="21"/>
+                <w:szCs w:val="21"/>
+              </w:rPr>
+              <w:t xml:space="preserve">Identify the most suitable data type for each of these values: 17, 3.5, True, "Year 10".  </w:t>
             </w:r>
             <w:r>
               <w:rPr>
@@ -5373,7 +5383,17 @@
                 <w:sz w:val="21"/>
                 <w:szCs w:val="21"/>
               </w:rPr>
-              <w:t xml:space="preserve">b)  Explain why casting is needed when a program inputs a number and adds it to a running total.  </w:t>
+              <w:t xml:space="preserve">b)  </w:t>
+            </w:r>
+            <w:r>
+              <w:rPr>
+                <w:rFonts w:ascii="Arial" w:cs="Arial" w:eastAsia="Arial" w:hAnsi="Arial"/>
+                <w:b/>
+                <w:bCs/>
+                <w:sz w:val="21"/>
+                <w:szCs w:val="21"/>
+              </w:rPr>
+              <w:t xml:space="preserve">Explain why casting is needed when a program inputs a number and adds it to a running total.  </w:t>
             </w:r>
             <w:r>
               <w:rPr>
@@ -5525,7 +5545,17 @@
                 <w:sz w:val="21"/>
                 <w:szCs w:val="21"/>
               </w:rPr>
-              <w:t xml:space="preserve">c)  A program stores a length of time in seconds. Describe how MOD and DIV could be used to output that time in whole minutes and remaining seconds.  </w:t>
+              <w:t xml:space="preserve">c)  </w:t>
+            </w:r>
+            <w:r>
+              <w:rPr>
+                <w:rFonts w:ascii="Arial" w:cs="Arial" w:eastAsia="Arial" w:hAnsi="Arial"/>
+                <w:b/>
+                <w:bCs/>
+                <w:sz w:val="21"/>
+                <w:szCs w:val="21"/>
+              </w:rPr>
+              <w:t xml:space="preserve">A program stores a length of time in seconds. Describe how MOD and DIV could be used to output that time in whole minutes and remaining seconds.  </w:t>
             </w:r>
             <w:r>
               <w:rPr>

--- a/worksheets/PF_L02_TypeFoundry_Worksheet.docx
+++ b/worksheets/PF_L02_TypeFoundry_Worksheet.docx
@@ -4871,7 +4871,7 @@
                 <w:sz w:val="32"/>
                 <w:szCs w:val="32"/>
               </w:rPr>
-              <w:t xml:space="preserve">______ / 19</w:t>
+              <w:t xml:space="preserve">______ / 25</w:t>
             </w:r>
           </w:p>
         </w:tc>
